--- a/apresentacoes/roteiros_separados/ROTEIRO_IA_CSV_5_MINUTOS.docx
+++ b/apresentacoes/roteiros_separados/ROTEIRO_IA_CSV_5_MINUTOS.docx
@@ -368,7 +368,7 @@
         <w:rPr>
           <w:sz w:val="21"/>
         </w:rPr>
-        <w:t>abra GET /ia/dados-publicos/agrupamentos/{dimensao}. Preencha dimensao = linha e limite = 5. Clique Try it out e Execute, conforme a interface permitir. O nome do parâmetro é limite.</w:t>
+        <w:t>abra GET /ia/dados-publicos/agrupamentos/{dimensao} e clique Try it out. Preencha dimensao = linha e limite = 5. Depois clique Execute. O nome do parâmetro é limite.</w:t>
       </w:r>
     </w:p>
     <w:p>
